--- a/化学実験レポート/有機化学実験_5.docx
+++ b/化学実験レポート/有機化学実験_5.docx
@@ -4230,7 +4230,7 @@
           <v:shape id="_x0000_i1025" type="#_x0000_t75" style="width:54.45pt;height:106.45pt" o:ole="">
             <v:imagedata r:id="rId8" o:title=""/>
           </v:shape>
-          <o:OLEObject Type="Embed" ProgID="ChemDraw_x64.Document.6.0" ShapeID="_x0000_i1025" DrawAspect="Content" ObjectID="_1838742819" r:id="rId9"/>
+          <o:OLEObject Type="Embed" ProgID="ChemDraw_x64.Document.6.0" ShapeID="_x0000_i1025" DrawAspect="Content" ObjectID="_1838831825" r:id="rId9"/>
         </w:object>
       </w:r>
     </w:p>
@@ -4291,6 +4291,57 @@
     <w:p>
       <w:pPr>
         <w:rPr>
+          <w:rFonts w:hint="eastAsia"/>
+          <w:sz w:val="22"/>
+        </w:rPr>
+      </w:pPr>
+      <w:r>
+        <w:rPr>
+          <w:rFonts w:hint="eastAsia"/>
+          <w:sz w:val="22"/>
+        </w:rPr>
+        <w:t>Rf</w:t>
+      </w:r>
+      <w:r>
+        <w:rPr>
+          <w:rFonts w:hint="eastAsia"/>
+          <w:sz w:val="22"/>
+        </w:rPr>
+        <w:t>値に関して</w:t>
+      </w:r>
+      <w:r>
+        <w:rPr>
+          <w:rFonts w:hint="eastAsia"/>
+          <w:sz w:val="22"/>
+        </w:rPr>
+        <w:t>アセトフェノンの粗と精製の結晶が同じ位置に現れたことと、極性の低そうなシクロヘキサンが一番低く、次にベンズアルデヒドであることから</w:t>
+      </w:r>
+      <w:r>
+        <w:rPr>
+          <w:rFonts w:hint="eastAsia"/>
+          <w:sz w:val="22"/>
+        </w:rPr>
+        <w:t>十分な生成ができたといえる。また一つのスポット以外に目立つスポットは現れなかったため純粋な物質であるといえる。しかしベンズアルデヒドのスポットに関して全長</w:t>
+      </w:r>
+      <w:r>
+        <w:rPr>
+          <w:rFonts w:hint="eastAsia"/>
+          <w:sz w:val="22"/>
+        </w:rPr>
+        <w:t>1cm</w:t>
+      </w:r>
+      <w:r>
+        <w:rPr>
+          <w:rFonts w:hint="eastAsia"/>
+          <w:sz w:val="22"/>
+        </w:rPr>
+        <w:t>ほどのテーリングを起こしてしまったためクロロホルムへの十分な溶解が足りなかったといえる。</w:t>
+      </w:r>
+    </w:p>
+    <w:p>
+      <w:pPr>
+        <w:rPr>
+          <w:rFonts w:hint="eastAsia"/>
           <w:sz w:val="22"/>
         </w:rPr>
       </w:pPr>
@@ -4325,7 +4376,70 @@
     <w:p>
       <w:pPr>
         <w:rPr>
-          <w:rFonts w:hint="eastAsia"/>
+          <w:sz w:val="22"/>
+        </w:rPr>
+      </w:pPr>
+      <w:r>
+        <w:rPr>
+          <w:rFonts w:hint="eastAsia"/>
+          <w:sz w:val="22"/>
+        </w:rPr>
+        <w:t>下の</w:t>
+      </w:r>
+      <w:r>
+        <w:rPr>
+          <w:rFonts w:hint="eastAsia"/>
+          <w:sz w:val="22"/>
+        </w:rPr>
+        <w:t>6.(1)</w:t>
+      </w:r>
+      <w:r>
+        <w:rPr>
+          <w:rFonts w:hint="eastAsia"/>
+          <w:sz w:val="22"/>
+        </w:rPr>
+        <w:t>で回答する。</w:t>
+      </w:r>
+    </w:p>
+    <w:p>
+      <w:pPr>
+        <w:rPr>
+          <w:rFonts w:hint="eastAsia"/>
+          <w:sz w:val="22"/>
+        </w:rPr>
+      </w:pPr>
+    </w:p>
+    <w:p>
+      <w:pPr>
+        <w:rPr>
+          <w:rFonts w:hint="eastAsia"/>
+          <w:sz w:val="22"/>
+        </w:rPr>
+      </w:pPr>
+      <w:r>
+        <w:rPr>
+          <w:rFonts w:hint="eastAsia"/>
+          <w:sz w:val="22"/>
+        </w:rPr>
+        <w:t>6</w:t>
+      </w:r>
+      <w:r>
+        <w:rPr>
+          <w:sz w:val="22"/>
+        </w:rPr>
+        <w:t xml:space="preserve">. </w:t>
+      </w:r>
+      <w:r>
+        <w:rPr>
+          <w:rFonts w:hint="eastAsia"/>
+          <w:sz w:val="22"/>
+        </w:rPr>
+        <w:t>課題の回答</w:t>
+      </w:r>
+    </w:p>
+    <w:p>
+      <w:pPr>
+        <w:rPr>
           <w:sz w:val="22"/>
         </w:rPr>
       </w:pPr>
@@ -4343,7 +4457,7 @@
           <v:shape id="_x0000_i1026" type="#_x0000_t75" style="width:338.1pt;height:135.25pt" o:ole="">
             <v:imagedata r:id="rId10" o:title=""/>
           </v:shape>
-          <o:OLEObject Type="Embed" ProgID="ChemDraw_x64.Document.6.0" ShapeID="_x0000_i1026" DrawAspect="Content" ObjectID="_1838742820" r:id="rId11"/>
+          <o:OLEObject Type="Embed" ProgID="ChemDraw_x64.Document.6.0" ShapeID="_x0000_i1026" DrawAspect="Content" ObjectID="_1838831826" r:id="rId11"/>
         </w:object>
       </w:r>
     </w:p>
@@ -4391,13 +4505,7 @@
           <w:rPr>
             <w:rFonts w:ascii="Cambria Math" w:hAnsi="Cambria Math"/>
           </w:rPr>
-          <m:t>+</m:t>
-        </m:r>
-        <m:r>
-          <w:rPr>
-            <w:rFonts w:ascii="Cambria Math" w:hAnsi="Cambria Math"/>
-          </w:rPr>
-          <m:t>3</m:t>
+          <m:t>+3</m:t>
         </m:r>
         <m:sSub>
           <m:sSubPr>
@@ -4429,13 +4537,7 @@
           <w:rPr>
             <w:rFonts w:ascii="Cambria Math" w:hAnsi="Cambria Math"/>
           </w:rPr>
-          <m:t>O→A</m:t>
-        </m:r>
-        <m:r>
-          <w:rPr>
-            <w:rFonts w:ascii="Cambria Math" w:hAnsi="Cambria Math"/>
-          </w:rPr>
-          <m:t>l</m:t>
+          <m:t>O→Al</m:t>
         </m:r>
         <m:sSub>
           <m:sSubPr>
@@ -4479,13 +4581,7 @@
           <w:rPr>
             <w:rFonts w:ascii="Cambria Math" w:hAnsi="Cambria Math"/>
           </w:rPr>
-          <m:t>+3</m:t>
-        </m:r>
-        <m:r>
-          <w:rPr>
-            <w:rFonts w:ascii="Cambria Math" w:hAnsi="Cambria Math"/>
-          </w:rPr>
-          <m:t>HCl</m:t>
+          <m:t>+3HCl</m:t>
         </m:r>
       </m:oMath>
       <w:r>
@@ -4737,10 +4833,10 @@
     <w:p>
       <w:r>
         <w:object w:dxaOrig="2763" w:dyaOrig="1534" w14:anchorId="5F43B4A9">
-          <v:shape id="_x0000_i1031" type="#_x0000_t75" style="width:138.35pt;height:77pt" o:ole="">
+          <v:shape id="_x0000_i1027" type="#_x0000_t75" style="width:138.35pt;height:77pt" o:ole="">
             <v:imagedata r:id="rId12" o:title=""/>
           </v:shape>
-          <o:OLEObject Type="Embed" ProgID="ChemDraw_x64.Document.6.0" ShapeID="_x0000_i1031" DrawAspect="Content" ObjectID="_1838742821" r:id="rId13"/>
+          <o:OLEObject Type="Embed" ProgID="ChemDraw_x64.Document.6.0" ShapeID="_x0000_i1027" DrawAspect="Content" ObjectID="_1838831827" r:id="rId13"/>
         </w:object>
       </w:r>
     </w:p>
@@ -4767,23 +4863,19 @@
     <w:p>
       <w:r>
         <w:object w:dxaOrig="2472" w:dyaOrig="1536" w14:anchorId="24FE3775">
-          <v:shape id="_x0000_i1033" type="#_x0000_t75" style="width:123.35pt;height:77pt" o:ole="">
+          <v:shape id="_x0000_i1028" type="#_x0000_t75" style="width:123.35pt;height:77pt" o:ole="">
             <v:imagedata r:id="rId14" o:title=""/>
           </v:shape>
-          <o:OLEObject Type="Embed" ProgID="ChemDraw_x64.Document.6.0" ShapeID="_x0000_i1033" DrawAspect="Content" ObjectID="_1838742822" r:id="rId15"/>
+          <o:OLEObject Type="Embed" ProgID="ChemDraw_x64.Document.6.0" ShapeID="_x0000_i1028" DrawAspect="Content" ObjectID="_1838831828" r:id="rId15"/>
         </w:object>
       </w:r>
     </w:p>
     <w:p>
-      <w:pPr>
-        <w:rPr>
-          <w:rFonts w:hint="eastAsia"/>
-        </w:rPr>
-      </w:pPr>
-      <w:r>
-        <w:rPr>
-          <w:rFonts w:hint="eastAsia"/>
-        </w:rPr>
+      <w:r>
+        <w:rPr>
+          <w:rFonts w:hint="eastAsia"/>
+        </w:rPr>
+        <w:lastRenderedPageBreak/>
         <w:t>ベンズアルデヒドの</w:t>
       </w:r>
       <w:r>
@@ -4802,10 +4894,10 @@
     <w:p>
       <w:r>
         <w:object w:dxaOrig="2731" w:dyaOrig="1534" w14:anchorId="7FED3ECF">
-          <v:shape id="_x0000_i1035" type="#_x0000_t75" style="width:136.5pt;height:77pt" o:ole="">
+          <v:shape id="_x0000_i1029" type="#_x0000_t75" style="width:136.5pt;height:77pt" o:ole="">
             <v:imagedata r:id="rId16" o:title=""/>
           </v:shape>
-          <o:OLEObject Type="Embed" ProgID="ChemDraw_x64.Document.6.0" ShapeID="_x0000_i1035" DrawAspect="Content" ObjectID="_1838742823" r:id="rId17"/>
+          <o:OLEObject Type="Embed" ProgID="ChemDraw_x64.Document.6.0" ShapeID="_x0000_i1029" DrawAspect="Content" ObjectID="_1838831829" r:id="rId17"/>
         </w:object>
       </w:r>
     </w:p>
@@ -4818,18 +4910,12 @@
       </w:r>
     </w:p>
     <w:p>
-      <w:pPr>
-        <w:rPr>
-          <w:rFonts w:hint="eastAsia"/>
-          <w:sz w:val="22"/>
-        </w:rPr>
-      </w:pPr>
       <w:r>
         <w:object w:dxaOrig="7133" w:dyaOrig="3254" w14:anchorId="3463E2C3">
-          <v:shape id="_x0000_i1036" type="#_x0000_t75" style="width:356.85pt;height:162.8pt" o:ole="">
+          <v:shape id="_x0000_i1030" type="#_x0000_t75" style="width:356.85pt;height:162.8pt" o:ole="">
             <v:imagedata r:id="rId18" o:title=""/>
           </v:shape>
-          <o:OLEObject Type="Embed" ProgID="ChemDraw_x64.Document.6.0" ShapeID="_x0000_i1036" DrawAspect="Content" ObjectID="_1838742824" r:id="rId19"/>
+          <o:OLEObject Type="Embed" ProgID="ChemDraw_x64.Document.6.0" ShapeID="_x0000_i1030" DrawAspect="Content" ObjectID="_1838831830" r:id="rId19"/>
         </w:object>
       </w:r>
     </w:p>
@@ -4841,10 +4927,175 @@
       </w:pPr>
       <w:r>
         <w:rPr>
-          <w:rFonts w:hint="eastAsia"/>
-          <w:sz w:val="22"/>
-        </w:rPr>
-        <w:t>6</w:t>
+          <w:sz w:val="22"/>
+        </w:rPr>
+        <w:t>(5)</w:t>
+      </w:r>
+    </w:p>
+    <w:p>
+      <w:pPr>
+        <w:rPr>
+          <w:rFonts w:hint="eastAsia"/>
+          <w:sz w:val="22"/>
+        </w:rPr>
+      </w:pPr>
+      <w:r>
+        <w:rPr>
+          <w:rFonts w:hint="eastAsia"/>
+          <w:sz w:val="22"/>
+        </w:rPr>
+        <w:t>①極性の低いヘキサンのみで展開を行うと、試料のほとんどが上がらず</w:t>
+      </w:r>
+      <w:r>
+        <w:rPr>
+          <w:rFonts w:hint="eastAsia"/>
+          <w:sz w:val="22"/>
+        </w:rPr>
+        <w:t>Rf</w:t>
+      </w:r>
+      <w:r>
+        <w:rPr>
+          <w:rFonts w:hint="eastAsia"/>
+          <w:sz w:val="22"/>
+        </w:rPr>
+        <w:t>値が全体的に小さくなる。</w:t>
+      </w:r>
+    </w:p>
+    <w:p>
+      <w:pPr>
+        <w:rPr>
+          <w:rFonts w:hint="eastAsia"/>
+          <w:sz w:val="22"/>
+        </w:rPr>
+      </w:pPr>
+      <w:r>
+        <w:rPr>
+          <w:rFonts w:hint="eastAsia"/>
+          <w:sz w:val="22"/>
+        </w:rPr>
+        <w:t>②極性のあるベンゼンのみで展開を行うと、極性によって試料が進んでいき、全体的に</w:t>
+      </w:r>
+      <w:r>
+        <w:rPr>
+          <w:rFonts w:hint="eastAsia"/>
+          <w:sz w:val="22"/>
+        </w:rPr>
+        <w:t>Rf</w:t>
+      </w:r>
+      <w:r>
+        <w:rPr>
+          <w:rFonts w:hint="eastAsia"/>
+          <w:sz w:val="22"/>
+        </w:rPr>
+        <w:t>値が大きくなる。</w:t>
+      </w:r>
+    </w:p>
+    <w:p>
+      <w:pPr>
+        <w:rPr>
+          <w:rFonts w:hint="eastAsia"/>
+          <w:sz w:val="22"/>
+        </w:rPr>
+      </w:pPr>
+      <w:r>
+        <w:rPr>
+          <w:rFonts w:hint="eastAsia"/>
+          <w:sz w:val="22"/>
+        </w:rPr>
+        <w:t xml:space="preserve">(6) </w:t>
+      </w:r>
+      <w:r>
+        <w:rPr>
+          <w:rFonts w:hint="eastAsia"/>
+          <w:sz w:val="22"/>
+        </w:rPr>
+        <w:t>スポットが大きすぎると場合によっては隣のスポットと重なってしまい、どちらのスポットだったかわからなくなることがある。また小さすぎると濃度の薄いスポットがある場合に十分に見分けられない可能性があるため。</w:t>
+      </w:r>
+    </w:p>
+    <w:p>
+      <w:pPr>
+        <w:rPr>
+          <w:sz w:val="22"/>
+        </w:rPr>
+      </w:pPr>
+      <w:r>
+        <w:rPr>
+          <w:rFonts w:hint="eastAsia"/>
+          <w:sz w:val="22"/>
+        </w:rPr>
+        <w:t xml:space="preserve">(7) </w:t>
+      </w:r>
+      <w:r>
+        <w:rPr>
+          <w:rFonts w:hint="eastAsia"/>
+          <w:sz w:val="22"/>
+        </w:rPr>
+        <w:t>反応性の高いクロロ基が脱離し、ベンゼンの水素とカルボカチオンが置換することでクメン</w:t>
+      </w:r>
+      <w:r>
+        <w:rPr>
+          <w:rFonts w:hint="eastAsia"/>
+          <w:sz w:val="22"/>
+        </w:rPr>
+        <w:t>(</w:t>
+      </w:r>
+      <w:r>
+        <w:rPr>
+          <w:rFonts w:hint="eastAsia"/>
+          <w:sz w:val="22"/>
+        </w:rPr>
+        <w:t>イソプロピルベンゼン</w:t>
+      </w:r>
+      <w:r>
+        <w:rPr>
+          <w:rFonts w:hint="eastAsia"/>
+          <w:sz w:val="22"/>
+        </w:rPr>
+        <w:t>)</w:t>
+      </w:r>
+      <w:r>
+        <w:rPr>
+          <w:rFonts w:hint="eastAsia"/>
+          <w:sz w:val="22"/>
+        </w:rPr>
+        <w:t>が生成する。</w:t>
+      </w:r>
+    </w:p>
+    <w:p>
+      <w:pPr>
+        <w:rPr>
+          <w:rFonts w:hint="eastAsia"/>
+          <w:sz w:val="22"/>
+        </w:rPr>
+      </w:pPr>
+      <w:r>
+        <w:object w:dxaOrig="5793" w:dyaOrig="2196" w14:anchorId="16E6FC42">
+          <v:shape id="_x0000_i1031" type="#_x0000_t75" style="width:289.9pt;height:109.55pt" o:ole="">
+            <v:imagedata r:id="rId20" o:title=""/>
+          </v:shape>
+          <o:OLEObject Type="Embed" ProgID="ChemDraw_x64.Document.6.0" ShapeID="_x0000_i1031" DrawAspect="Content" ObjectID="_1838831831" r:id="rId21"/>
+        </w:object>
+      </w:r>
+    </w:p>
+    <w:p>
+      <w:pPr>
+        <w:rPr>
+          <w:sz w:val="22"/>
+        </w:rPr>
+      </w:pPr>
+    </w:p>
+    <w:p>
+      <w:pPr>
+        <w:rPr>
+          <w:sz w:val="22"/>
+        </w:rPr>
+      </w:pPr>
+      <w:r>
+        <w:rPr>
+          <w:rFonts w:hint="eastAsia"/>
+          <w:sz w:val="22"/>
+        </w:rPr>
+        <w:t>7</w:t>
       </w:r>
       <w:r>
         <w:rPr>
@@ -4857,54 +5108,6 @@
           <w:rFonts w:hint="eastAsia"/>
           <w:sz w:val="22"/>
         </w:rPr>
-        <w:t>課題</w:t>
-      </w:r>
-      <w:r>
-        <w:rPr>
-          <w:rFonts w:hint="eastAsia"/>
-          <w:sz w:val="22"/>
-        </w:rPr>
-        <w:t>の</w:t>
-      </w:r>
-      <w:r>
-        <w:rPr>
-          <w:rFonts w:hint="eastAsia"/>
-          <w:sz w:val="22"/>
-        </w:rPr>
-        <w:t>回答</w:t>
-      </w:r>
-    </w:p>
-    <w:p>
-      <w:pPr>
-        <w:rPr>
-          <w:sz w:val="22"/>
-        </w:rPr>
-      </w:pPr>
-    </w:p>
-    <w:p>
-      <w:pPr>
-        <w:rPr>
-          <w:sz w:val="22"/>
-        </w:rPr>
-      </w:pPr>
-      <w:r>
-        <w:rPr>
-          <w:rFonts w:hint="eastAsia"/>
-          <w:sz w:val="22"/>
-        </w:rPr>
-        <w:t>7</w:t>
-      </w:r>
-      <w:r>
-        <w:rPr>
-          <w:sz w:val="22"/>
-        </w:rPr>
-        <w:t xml:space="preserve">. </w:t>
-      </w:r>
-      <w:r>
-        <w:rPr>
-          <w:rFonts w:hint="eastAsia"/>
-          <w:sz w:val="22"/>
-        </w:rPr>
         <w:t>参考文献等</w:t>
       </w:r>
     </w:p>
@@ -4927,7 +5130,7 @@
         </w:rPr>
         <w:t xml:space="preserve"> </w:t>
       </w:r>
-      <w:hyperlink r:id="rId20" w:history="1">
+      <w:hyperlink r:id="rId22" w:history="1">
         <w:r>
           <w:rPr>
             <w:rStyle w:val="ae"/>
@@ -4976,7 +5179,7 @@
         </w:rPr>
         <w:t xml:space="preserve">　</w:t>
       </w:r>
-      <w:hyperlink r:id="rId21" w:history="1">
+      <w:hyperlink r:id="rId23" w:history="1">
         <w:r>
           <w:rPr>
             <w:rStyle w:val="ae"/>
@@ -4998,11 +5201,6 @@
       </w:r>
     </w:p>
     <w:p>
-      <w:pPr>
-        <w:rPr>
-          <w:rFonts w:hint="eastAsia"/>
-        </w:rPr>
-      </w:pPr>
       <w:r>
         <w:t>塩化アルミニウムと水との反応の方程式は何ですか？</w:t>
       </w:r>
@@ -5012,7 +5210,229 @@
         </w:rPr>
         <w:t xml:space="preserve"> </w:t>
       </w:r>
-      <w:hyperlink r:id="rId22" w:history="1">
+      <w:hyperlink r:id="rId24" w:history="1">
+        <w:r>
+          <w:rPr>
+            <w:rStyle w:val="ae"/>
+          </w:rPr>
+          <w:t>https://www.hlkmx.com/chemistry/1001144157.html</w:t>
+        </w:r>
+      </w:hyperlink>
+      <w:r>
+        <w:rPr>
+          <w:rFonts w:hint="eastAsia"/>
+        </w:rPr>
+        <w:t xml:space="preserve"> 2026/4/26</w:t>
+      </w:r>
+    </w:p>
+    <w:p>
+      <w:r>
+        <w:lastRenderedPageBreak/>
+        <w:t>ウォルフ・キシュナー還元</w:t>
+      </w:r>
+      <w:r>
+        <w:t>: Wolff-Kishner Reduction</w:t>
+      </w:r>
+      <w:r>
+        <w:rPr>
+          <w:rFonts w:hint="eastAsia"/>
+        </w:rPr>
+        <w:t xml:space="preserve"> </w:t>
+      </w:r>
+      <w:hyperlink r:id="rId25" w:history="1">
+        <w:r>
+          <w:rPr>
+            <w:rStyle w:val="ae"/>
+          </w:rPr>
+          <w:t>https://netdekagaku.com/wolff-kishner-reduction/</w:t>
+        </w:r>
+      </w:hyperlink>
+      <w:r>
+        <w:rPr>
+          <w:rFonts w:hint="eastAsia"/>
+        </w:rPr>
+        <w:t xml:space="preserve"> 2026/4/26</w:t>
+      </w:r>
+    </w:p>
+    <w:p>
+      <w:pPr>
+        <w:rPr>
+          <w:rFonts w:hint="eastAsia"/>
+        </w:rPr>
+      </w:pPr>
+      <w:r>
+        <w:rPr>
+          <w:rFonts w:hint="eastAsia"/>
+        </w:rPr>
+        <w:t>TLC(</w:t>
+      </w:r>
+      <w:r>
+        <w:rPr>
+          <w:rFonts w:hint="eastAsia"/>
+        </w:rPr>
+        <w:t>薄層クロマトグラフィー</w:t>
+      </w:r>
+      <w:r>
+        <w:rPr>
+          <w:rFonts w:hint="eastAsia"/>
+        </w:rPr>
+        <w:t>)</w:t>
+      </w:r>
+      <w:r>
+        <w:rPr>
+          <w:rFonts w:hint="eastAsia"/>
+        </w:rPr>
+        <w:t xml:space="preserve">の展開溶媒は何を使う？　</w:t>
+      </w:r>
+      <w:r>
+        <w:rPr>
+          <w:rFonts w:hint="eastAsia"/>
+        </w:rPr>
+        <w:t>https://netdekagaku.com/tlcsolvent/</w:t>
+      </w:r>
+      <w:r>
+        <w:rPr>
+          <w:rFonts w:hint="eastAsia"/>
+        </w:rPr>
+        <w:t xml:space="preserve">　</w:t>
+      </w:r>
+      <w:r>
+        <w:rPr>
+          <w:rFonts w:hint="eastAsia"/>
+        </w:rPr>
+        <w:t>2026/4/27</w:t>
+      </w:r>
+    </w:p>
+    <w:p>
+      <w:pPr>
+        <w:rPr>
+          <w:rFonts w:hint="eastAsia"/>
+        </w:rPr>
+      </w:pPr>
+      <w:r>
+        <w:rPr>
+          <w:rFonts w:hint="eastAsia"/>
+        </w:rPr>
+        <w:t>TLC</w:t>
+      </w:r>
+      <w:r>
+        <w:rPr>
+          <w:rFonts w:hint="eastAsia"/>
+        </w:rPr>
+        <w:t>分析！</w:t>
+      </w:r>
+      <w:r>
+        <w:rPr>
+          <w:rFonts w:hint="eastAsia"/>
+        </w:rPr>
+        <w:t>TLC</w:t>
+      </w:r>
+      <w:r>
+        <w:rPr>
+          <w:rFonts w:hint="eastAsia"/>
+        </w:rPr>
+        <w:t xml:space="preserve">のカットからスポット、発色試薬の利用まで実践編！　</w:t>
+      </w:r>
+      <w:r>
+        <w:rPr>
+          <w:rFonts w:hint="eastAsia"/>
+        </w:rPr>
+        <w:t>https://netdekagaku.com/tlcbeginer/</w:t>
+      </w:r>
+      <w:r>
+        <w:rPr>
+          <w:rFonts w:hint="eastAsia"/>
+        </w:rPr>
+        <w:t xml:space="preserve">　</w:t>
+      </w:r>
+      <w:r>
+        <w:rPr>
+          <w:rFonts w:hint="eastAsia"/>
+        </w:rPr>
+        <w:t>2026/4/27</w:t>
+      </w:r>
+    </w:p>
+    <w:p>
+      <w:r>
+        <w:rPr>
+          <w:rFonts w:hint="eastAsia"/>
+        </w:rPr>
+        <w:t>フリーデル</w:t>
+      </w:r>
+      <w:r>
+        <w:rPr>
+          <w:rFonts w:hint="eastAsia"/>
+        </w:rPr>
+        <w:t>-</w:t>
+      </w:r>
+      <w:r>
+        <w:rPr>
+          <w:rFonts w:hint="eastAsia"/>
+        </w:rPr>
+        <w:t>クラフツ</w:t>
+      </w:r>
+      <w:r>
+        <w:rPr>
+          <w:rFonts w:hint="eastAsia"/>
+        </w:rPr>
+        <w:t xml:space="preserve"> </w:t>
+      </w:r>
+      <w:r>
+        <w:rPr>
+          <w:rFonts w:hint="eastAsia"/>
+        </w:rPr>
+        <w:t>アルキル化</w:t>
+      </w:r>
+      <w:r>
+        <w:rPr>
+          <w:rFonts w:hint="eastAsia"/>
+        </w:rPr>
+        <w:t>: Friedel-Crafts Alkylation</w:t>
+      </w:r>
+      <w:r>
+        <w:rPr>
+          <w:rFonts w:hint="eastAsia"/>
+        </w:rPr>
+        <w:t xml:space="preserve">　</w:t>
+      </w:r>
+      <w:r>
+        <w:rPr>
+          <w:rFonts w:hint="eastAsia"/>
+        </w:rPr>
+        <w:t>https://netdekagaku.com/friedel-crafts-alkylation/</w:t>
+      </w:r>
+      <w:r>
+        <w:rPr>
+          <w:rFonts w:hint="eastAsia"/>
+        </w:rPr>
+        <w:t xml:space="preserve">　</w:t>
+      </w:r>
+      <w:r>
+        <w:rPr>
+          <w:rFonts w:hint="eastAsia"/>
+        </w:rPr>
+        <w:t>2026/4/27</w:t>
+      </w:r>
+    </w:p>
+    <w:p>
+      <w:pPr>
+        <w:rPr>
+          <w:rFonts w:hint="eastAsia"/>
+        </w:rPr>
+      </w:pPr>
+      <w:r>
+        <w:rPr>
+          <w:rFonts w:hint="eastAsia"/>
+        </w:rPr>
+        <w:t>TLC</w:t>
+      </w:r>
+      <w:r>
+        <w:rPr>
+          <w:rFonts w:hint="eastAsia"/>
+        </w:rPr>
+        <w:t xml:space="preserve">トラブル集ースポットがテーリングや分離しない原因や対処法！　</w:t>
+      </w:r>
+      <w:hyperlink r:id="rId26" w:history="1">
         <w:r>
           <w:rPr>
             <w:rStyle w:val="ae"/>
@@ -5023,69 +5443,43 @@
           <w:rPr>
             <w:rStyle w:val="ae"/>
           </w:rPr>
-          <w:t>ttps://www.hlkmx.com/chemistry/1001144157.html</w:t>
+          <w:t>ttps://netdekagaku.com/tlctrableshooting/</w:t>
         </w:r>
       </w:hyperlink>
       <w:r>
         <w:rPr>
           <w:rFonts w:hint="eastAsia"/>
         </w:rPr>
-        <w:t xml:space="preserve"> 2026/4/26</w:t>
-      </w:r>
-    </w:p>
-    <w:p>
-      <w:r>
-        <w:t>ウォルフ・キシュナー還元</w:t>
-      </w:r>
-      <w:r>
-        <w:t>: Wolff-Kishner Reduction</w:t>
-      </w:r>
-      <w:r>
-        <w:rPr>
-          <w:rFonts w:hint="eastAsia"/>
+        <w:t xml:space="preserve"> 2026/4/27</w:t>
+      </w:r>
+    </w:p>
+    <w:p/>
+    <w:p>
+      <w:pPr>
+        <w:rPr>
+          <w:rFonts w:hint="eastAsia"/>
+        </w:rPr>
+      </w:pPr>
+    </w:p>
+    <w:p>
+      <w:pPr>
+        <w:rPr>
+          <w:sz w:val="22"/>
+        </w:rPr>
+      </w:pPr>
+      <w:r>
+        <w:rPr>
+          <w:rFonts w:hint="eastAsia"/>
+          <w:sz w:val="22"/>
+        </w:rPr>
+        <w:t>8.</w:t>
+      </w:r>
+      <w:r>
+        <w:rPr>
+          <w:sz w:val="22"/>
         </w:rPr>
         <w:t xml:space="preserve"> </w:t>
       </w:r>
-      <w:hyperlink r:id="rId23" w:history="1">
-        <w:r>
-          <w:rPr>
-            <w:rStyle w:val="ae"/>
-          </w:rPr>
-          <w:t>h</w:t>
-        </w:r>
-        <w:r>
-          <w:rPr>
-            <w:rStyle w:val="ae"/>
-          </w:rPr>
-          <w:t>ttps://netdekagaku.com/wolff-kishner-reduction/</w:t>
-        </w:r>
-      </w:hyperlink>
-      <w:r>
-        <w:rPr>
-          <w:rFonts w:hint="eastAsia"/>
-        </w:rPr>
-        <w:t xml:space="preserve"> 2026/4/26</w:t>
-      </w:r>
-    </w:p>
-    <w:p>
-      <w:pPr>
-        <w:rPr>
-          <w:sz w:val="22"/>
-        </w:rPr>
-      </w:pPr>
-      <w:r>
-        <w:rPr>
-          <w:rFonts w:hint="eastAsia"/>
-          <w:sz w:val="22"/>
-        </w:rPr>
-        <w:t>8.</w:t>
-      </w:r>
-      <w:r>
-        <w:rPr>
-          <w:sz w:val="22"/>
-        </w:rPr>
-        <w:t xml:space="preserve"> </w:t>
-      </w:r>
       <w:r>
         <w:rPr>
           <w:rFonts w:hint="eastAsia"/>
@@ -5095,15 +5489,18 @@
       </w:r>
     </w:p>
     <w:p>
-      <w:pPr>
-        <w:rPr>
-          <w:color w:val="FF0000"/>
-          <w:sz w:val="22"/>
-        </w:rPr>
-      </w:pPr>
+      <w:r>
+        <w:t>今回の実験は試験管やパスツールピペット、ロートの使用回数が多く、何度も洗浄するたびに時間がかかってしまい、実験後半では疲れがすごかった。そのせいか少し適当になる面もあり</w:t>
+      </w:r>
+      <w:r>
+        <w:t>2,4-</w:t>
+      </w:r>
+      <w:r>
+        <w:t>ジニトロフェニルヒドラジン溶液が手にかかることが増え指がかなり黄色くなってしまった。特に害のない試薬だったため着色だけで済んだが危ない液体を扱うことも増えてくると思うので気を付けていきたい。</w:t>
+      </w:r>
     </w:p>
     <w:sectPr>
-      <w:footerReference w:type="default" r:id="rId24"/>
+      <w:footerReference w:type="default" r:id="rId27"/>
       <w:type w:val="continuous"/>
       <w:pgSz w:w="11906" w:h="16838" w:code="9"/>
       <w:pgMar w:top="851" w:right="1134" w:bottom="851" w:left="1134" w:header="851" w:footer="992" w:gutter="0"/>
